--- a/branded_docs/SQOS_OnePager.docx
+++ b/branded_docs/SQOS_OnePager.docx
@@ -861,7 +861,7 @@
               <w:rPr>
                 <w:b/>
                 <w:bCs/>
-                <w:color w:val="EEF2FF"/>
+                <w:color w:val="F5F5F0"/>
                 <w:sz w:val="15"/>
                 <w:szCs w:val="15"/>
               </w:rPr>
@@ -886,7 +886,7 @@
               <w:rPr>
                 <w:b/>
                 <w:bCs/>
-                <w:color w:val="EEF2FF"/>
+                <w:color w:val="F5F5F0"/>
                 <w:sz w:val="15"/>
                 <w:szCs w:val="15"/>
               </w:rPr>
@@ -911,7 +911,7 @@
               <w:rPr>
                 <w:b/>
                 <w:bCs/>
-                <w:color w:val="EEF2FF"/>
+                <w:color w:val="F5F5F0"/>
                 <w:sz w:val="15"/>
                 <w:szCs w:val="15"/>
               </w:rPr>
@@ -936,7 +936,7 @@
               <w:rPr>
                 <w:b/>
                 <w:bCs/>
-                <w:color w:val="EEF2FF"/>
+                <w:color w:val="F5F5F0"/>
                 <w:sz w:val="15"/>
                 <w:szCs w:val="15"/>
               </w:rPr>
@@ -961,7 +961,7 @@
               <w:rPr>
                 <w:b/>
                 <w:bCs/>
-                <w:color w:val="EEF2FF"/>
+                <w:color w:val="F5F5F0"/>
                 <w:sz w:val="15"/>
                 <w:szCs w:val="15"/>
               </w:rPr>
